--- a/StudentGuideModule2/induction_sinusoidal/induction2_setup_2026.docx
+++ b/StudentGuideModule2/induction_sinusoidal/induction2_setup_2026.docx
@@ -2,6 +2,16 @@
 <file path=word/document.xml><?xml version="1.0" encoding="utf-8"?>
 <w:document xmlns:wpc="http://schemas.microsoft.com/office/word/2010/wordprocessingCanvas" xmlns:cx="http://schemas.microsoft.com/office/drawing/2014/chartex" xmlns:cx1="http://schemas.microsoft.com/office/drawing/2015/9/8/chartex" xmlns:cx2="http://schemas.microsoft.com/office/drawing/2015/10/21/chartex" xmlns:cx3="http://schemas.microsoft.com/office/drawing/2016/5/9/chartex" xmlns:cx4="http://schemas.microsoft.com/office/drawing/2016/5/10/chartex" xmlns:cx5="http://schemas.microsoft.com/office/drawing/2016/5/11/chartex" xmlns:cx6="http://schemas.microsoft.com/office/drawing/2016/5/12/chartex" xmlns:cx7="http://schemas.microsoft.com/office/drawing/2016/5/13/chartex" xmlns:cx8="http://schemas.microsoft.com/office/drawing/2016/5/14/chartex" xmlns:mc="http://schemas.openxmlformats.org/markup-compatibility/2006" xmlns:aink="http://schemas.microsoft.com/office/drawing/2016/ink" xmlns:am3d="http://schemas.microsoft.com/office/drawing/2017/model3d" xmlns:o="urn:schemas-microsoft-com:office:office" xmlns:oel="http://schemas.microsoft.com/office/2019/extlst" xmlns:r="http://schemas.openxmlformats.org/officeDocument/2006/relationships" xmlns:m="http://schemas.openxmlformats.org/officeDocument/2006/math" xmlns:v="urn:schemas-microsoft-com:vml" xmlns:wp14="http://schemas.microsoft.com/office/word/2010/wordprocessingDrawing" xmlns:wp="http://schemas.openxmlformats.org/drawingml/2006/wordprocessingDrawing" xmlns:w10="urn:schemas-microsoft-com:office:word" xmlns:w="http://schemas.openxmlformats.org/wordprocessingml/2006/main" xmlns:w14="http://schemas.microsoft.com/office/word/2010/wordml" xmlns:w15="http://schemas.microsoft.com/office/word/2012/wordml" xmlns:w16cex="http://schemas.microsoft.com/office/word/2018/wordml/cex" xmlns:w16cid="http://schemas.microsoft.com/office/word/2016/wordml/cid" xmlns:w16="http://schemas.microsoft.com/office/word/2018/wordml" xmlns:w16du="http://schemas.microsoft.com/office/word/2023/wordml/word16du" xmlns:w16sdtdh="http://schemas.microsoft.com/office/word/2020/wordml/sdtdatahash" xmlns:w16sdtfl="http://schemas.microsoft.com/office/word/2024/wordml/sdtformatlock" xmlns:w16se="http://schemas.microsoft.com/office/word/2015/wordml/symex" xmlns:wpg="http://schemas.microsoft.com/office/word/2010/wordprocessingGroup" xmlns:wpi="http://schemas.microsoft.com/office/word/2010/wordprocessingInk" xmlns:wne="http://schemas.microsoft.com/office/word/2006/wordml" xmlns:wps="http://schemas.microsoft.com/office/word/2010/wordprocessingShape" mc:Ignorable="w14 w15 w16se w16cid w16 w16cex w16sdtdh w16sdtfl w16du wp14">
   <w:body>
+    <w:p>
+      <w:pPr>
+        <w:spacing w:line="240" w:lineRule="auto"/>
+        <w:rPr>
+          <w:rFonts w:ascii="Times New Roman" w:hAnsi="Times New Roman" w:cs="Times New Roman"/>
+          <w:sz w:val="24"/>
+          <w:szCs w:val="24"/>
+        </w:rPr>
+      </w:pPr>
+    </w:p>
     <w:p>
       <w:pPr>
         <w:spacing w:line="240" w:lineRule="auto"/>
@@ -21,16 +31,276 @@
         <mc:AlternateContent>
           <mc:Choice Requires="wpg">
             <w:drawing>
-              <wp:anchor distT="0" distB="0" distL="114300" distR="114300" simplePos="0" relativeHeight="251610622" behindDoc="0" locked="0" layoutInCell="1" allowOverlap="1" wp14:anchorId="7C035903" wp14:editId="3F92DB2B">
+              <wp:anchor distT="0" distB="0" distL="114300" distR="114300" simplePos="0" relativeHeight="251835391" behindDoc="0" locked="0" layoutInCell="1" allowOverlap="1" wp14:anchorId="7B8DAD03" wp14:editId="43486F3B">
                 <wp:simplePos x="0" y="0"/>
                 <wp:positionH relativeFrom="column">
-                  <wp:posOffset>388257</wp:posOffset>
+                  <wp:posOffset>926592</wp:posOffset>
                 </wp:positionH>
                 <wp:positionV relativeFrom="paragraph">
-                  <wp:posOffset>270329</wp:posOffset>
+                  <wp:posOffset>1416812</wp:posOffset>
                 </wp:positionV>
-                <wp:extent cx="3008630" cy="954314"/>
-                <wp:effectExtent l="0" t="0" r="1270" b="0"/>
+                <wp:extent cx="1228332" cy="523747"/>
+                <wp:effectExtent l="38100" t="0" r="0" b="48260"/>
+                <wp:wrapNone/>
+                <wp:docPr id="1046764010" name="preventing fall-apart"/>
+                <wp:cNvGraphicFramePr/>
+                <a:graphic xmlns:a="http://schemas.openxmlformats.org/drawingml/2006/main">
+                  <a:graphicData uri="http://schemas.microsoft.com/office/word/2010/wordprocessingGroup">
+                    <wpg:wgp>
+                      <wpg:cNvGrpSpPr/>
+                      <wpg:grpSpPr>
+                        <a:xfrm>
+                          <a:off x="0" y="0"/>
+                          <a:ext cx="1228332" cy="523747"/>
+                          <a:chOff x="0" y="-10674"/>
+                          <a:chExt cx="1228992" cy="524207"/>
+                        </a:xfrm>
+                      </wpg:grpSpPr>
+                      <wps:wsp>
+                        <wps:cNvPr id="2065095959" name="Freeform: Shape 13"/>
+                        <wps:cNvSpPr/>
+                        <wps:spPr>
+                          <a:xfrm>
+                            <a:off x="0" y="168728"/>
+                            <a:ext cx="105447" cy="344805"/>
+                          </a:xfrm>
+                          <a:custGeom>
+                            <a:avLst/>
+                            <a:gdLst>
+                              <a:gd name="csX0" fmla="*/ 108438 w 108438"/>
+                              <a:gd name="csY0" fmla="*/ 0 h 213946"/>
+                              <a:gd name="csX1" fmla="*/ 0 w 108438"/>
+                              <a:gd name="csY1" fmla="*/ 213946 h 213946"/>
+                              <a:gd name="csX0" fmla="*/ 108438 w 108438"/>
+                              <a:gd name="csY0" fmla="*/ 0 h 213946"/>
+                              <a:gd name="csX1" fmla="*/ 0 w 108438"/>
+                              <a:gd name="csY1" fmla="*/ 213946 h 213946"/>
+                              <a:gd name="csX0" fmla="*/ 108438 w 108438"/>
+                              <a:gd name="csY0" fmla="*/ 0 h 213946"/>
+                              <a:gd name="csX1" fmla="*/ 0 w 108438"/>
+                              <a:gd name="csY1" fmla="*/ 213946 h 213946"/>
+                              <a:gd name="csX0" fmla="*/ 121533 w 121533"/>
+                              <a:gd name="csY0" fmla="*/ 0 h 213946"/>
+                              <a:gd name="csX1" fmla="*/ 13095 w 121533"/>
+                              <a:gd name="csY1" fmla="*/ 213946 h 213946"/>
+                              <a:gd name="csX0" fmla="*/ 134702 w 134702"/>
+                              <a:gd name="csY0" fmla="*/ 0 h 253620"/>
+                              <a:gd name="csX1" fmla="*/ 10111 w 134702"/>
+                              <a:gd name="csY1" fmla="*/ 253620 h 253620"/>
+                              <a:gd name="csX0" fmla="*/ 126214 w 126214"/>
+                              <a:gd name="csY0" fmla="*/ 0 h 253620"/>
+                              <a:gd name="csX1" fmla="*/ 11886 w 126214"/>
+                              <a:gd name="csY1" fmla="*/ 253620 h 253620"/>
+                              <a:gd name="csX0" fmla="*/ 135238 w 135238"/>
+                              <a:gd name="csY0" fmla="*/ 0 h 253620"/>
+                              <a:gd name="csX1" fmla="*/ 20910 w 135238"/>
+                              <a:gd name="csY1" fmla="*/ 253620 h 253620"/>
+                              <a:gd name="csX0" fmla="*/ 123971 w 123971"/>
+                              <a:gd name="csY0" fmla="*/ 0 h 246286"/>
+                              <a:gd name="csX1" fmla="*/ 24363 w 123971"/>
+                              <a:gd name="csY1" fmla="*/ 246286 h 246286"/>
+                              <a:gd name="csX0" fmla="*/ 126017 w 126017"/>
+                              <a:gd name="csY0" fmla="*/ 0 h 246286"/>
+                              <a:gd name="csX1" fmla="*/ 26409 w 126017"/>
+                              <a:gd name="csY1" fmla="*/ 246286 h 246286"/>
+                              <a:gd name="csX0" fmla="*/ 106527 w 106527"/>
+                              <a:gd name="csY0" fmla="*/ 0 h 345005"/>
+                              <a:gd name="csX1" fmla="*/ 36723 w 106527"/>
+                              <a:gd name="csY1" fmla="*/ 345005 h 345005"/>
+                              <a:gd name="csX0" fmla="*/ 105926 w 105926"/>
+                              <a:gd name="csY0" fmla="*/ 0 h 345005"/>
+                              <a:gd name="csX1" fmla="*/ 36122 w 105926"/>
+                              <a:gd name="csY1" fmla="*/ 345005 h 345005"/>
+                            </a:gdLst>
+                            <a:ahLst/>
+                            <a:cxnLst>
+                              <a:cxn ang="0">
+                                <a:pos x="csX0" y="csY0"/>
+                              </a:cxn>
+                              <a:cxn ang="0">
+                                <a:pos x="csX1" y="csY1"/>
+                              </a:cxn>
+                            </a:cxnLst>
+                            <a:rect l="l" t="t" r="r" b="b"/>
+                            <a:pathLst>
+                              <a:path w="105926" h="345005">
+                                <a:moveTo>
+                                  <a:pt x="105926" y="0"/>
+                                </a:moveTo>
+                                <a:cubicBezTo>
+                                  <a:pt x="-34309" y="37469"/>
+                                  <a:pt x="-10152" y="242832"/>
+                                  <a:pt x="36122" y="345005"/>
+                                </a:cubicBezTo>
+                              </a:path>
+                            </a:pathLst>
+                          </a:custGeom>
+                          <a:noFill/>
+                          <a:ln w="12700">
+                            <a:tailEnd type="triangle" w="sm" len="sm"/>
+                          </a:ln>
+                        </wps:spPr>
+                        <wps:style>
+                          <a:lnRef idx="2">
+                            <a:schemeClr val="accent1">
+                              <a:shade val="15000"/>
+                            </a:schemeClr>
+                          </a:lnRef>
+                          <a:fillRef idx="1">
+                            <a:schemeClr val="accent1"/>
+                          </a:fillRef>
+                          <a:effectRef idx="0">
+                            <a:schemeClr val="accent1"/>
+                          </a:effectRef>
+                          <a:fontRef idx="minor">
+                            <a:schemeClr val="lt1"/>
+                          </a:fontRef>
+                        </wps:style>
+                        <wps:bodyPr rot="0" spcFirstLastPara="0" vertOverflow="overflow" horzOverflow="overflow" vert="horz" wrap="square" lIns="91440" tIns="45720" rIns="91440" bIns="45720" numCol="1" spcCol="0" rtlCol="0" fromWordArt="0" anchor="ctr" anchorCtr="0" forceAA="0" compatLnSpc="1">
+                          <a:prstTxWarp prst="textNoShape">
+                            <a:avLst/>
+                          </a:prstTxWarp>
+                          <a:noAutofit/>
+                        </wps:bodyPr>
+                      </wps:wsp>
+                      <wps:wsp>
+                        <wps:cNvPr id="5804108" name="Text Box 9"/>
+                        <wps:cNvSpPr txBox="1"/>
+                        <wps:spPr>
+                          <a:xfrm>
+                            <a:off x="29004" y="-10674"/>
+                            <a:ext cx="1199988" cy="344728"/>
+                          </a:xfrm>
+                          <a:prstGeom prst="rect">
+                            <a:avLst/>
+                          </a:prstGeom>
+                          <a:noFill/>
+                          <a:ln w="6350">
+                            <a:noFill/>
+                          </a:ln>
+                        </wps:spPr>
+                        <wps:txbx>
+                          <w:txbxContent>
+                            <w:p>
+                              <w:pPr>
+                                <w:spacing w:line="216" w:lineRule="auto"/>
+                                <w:rPr>
+                                  <w:sz w:val="18"/>
+                                  <w:szCs w:val="18"/>
+                                </w:rPr>
+                              </w:pPr>
+                              <w:r>
+                                <w:rPr>
+                                  <w:sz w:val="18"/>
+                                  <w:szCs w:val="18"/>
+                                </w:rPr>
+                                <w:t>(</w:t>
+                              </w:r>
+                              <w:r>
+                                <w:rPr>
+                                  <w:sz w:val="18"/>
+                                  <w:szCs w:val="18"/>
+                                </w:rPr>
+                                <w:t>durable plastic ties to prevent fall-apart</w:t>
+                              </w:r>
+                              <w:r>
+                                <w:rPr>
+                                  <w:sz w:val="18"/>
+                                  <w:szCs w:val="18"/>
+                                </w:rPr>
+                                <w:t>)</w:t>
+                              </w:r>
+                            </w:p>
+                          </w:txbxContent>
+                        </wps:txbx>
+                        <wps:bodyPr rot="0" spcFirstLastPara="0" vertOverflow="overflow" horzOverflow="overflow" vert="horz" wrap="square" lIns="91440" tIns="45720" rIns="91440" bIns="45720" numCol="1" spcCol="0" rtlCol="0" fromWordArt="0" anchor="t" anchorCtr="0" forceAA="0" compatLnSpc="1">
+                          <a:prstTxWarp prst="textNoShape">
+                            <a:avLst/>
+                          </a:prstTxWarp>
+                          <a:noAutofit/>
+                        </wps:bodyPr>
+                      </wps:wsp>
+                    </wpg:wgp>
+                  </a:graphicData>
+                </a:graphic>
+                <wp14:sizeRelH relativeFrom="margin">
+                  <wp14:pctWidth>0</wp14:pctWidth>
+                </wp14:sizeRelH>
+              </wp:anchor>
+            </w:drawing>
+          </mc:Choice>
+          <mc:Fallback>
+            <w:pict>
+              <v:group w14:anchorId="7B8DAD03" id="preventing fall-apart" o:spid="_x0000_s1026" style="position:absolute;margin-left:72.95pt;margin-top:111.55pt;width:96.7pt;height:41.25pt;z-index:251835391;mso-width-relative:margin" coordorigin=",-106" coordsize="12289,5242" o:gfxdata="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">
+                <v:shape id="Freeform: Shape 13" o:spid="_x0000_s1027" style="position:absolute;top:1687;width:1054;height:3448;visibility:visible;mso-wrap-style:square;v-text-anchor:middle" coordsize="105926,345005" o:gfxdata="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" path="m105926,c-34309,37469,-10152,242832,36122,345005e" filled="f" strokecolor="#0a121c [484]" strokeweight="1pt">
+                  <v:stroke endarrow="block" endarrowwidth="narrow" endarrowlength="short"/>
+                  <v:path arrowok="t" o:connecttype="custom" o:connectlocs="105447,0;35959,344805" o:connectangles="0,0"/>
+                </v:shape>
+                <v:shapetype id="_x0000_t202" coordsize="21600,21600" o:spt="202" path="m,l,21600r21600,l21600,xe">
+                  <v:stroke joinstyle="miter"/>
+                  <v:path gradientshapeok="t" o:connecttype="rect"/>
+                </v:shapetype>
+                <v:shape id="Text Box 9" o:spid="_x0000_s1028" type="#_x0000_t202" style="position:absolute;left:290;top:-106;width:11999;height:3446;visibility:visible;mso-wrap-style:square;v-text-anchor:top" o:gfxdata="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" filled="f" stroked="f" strokeweight=".5pt">
+                  <v:textbox>
+                    <w:txbxContent>
+                      <w:p>
+                        <w:pPr>
+                          <w:spacing w:line="216" w:lineRule="auto"/>
+                          <w:rPr>
+                            <w:sz w:val="18"/>
+                            <w:szCs w:val="18"/>
+                          </w:rPr>
+                        </w:pPr>
+                        <w:r>
+                          <w:rPr>
+                            <w:sz w:val="18"/>
+                            <w:szCs w:val="18"/>
+                          </w:rPr>
+                          <w:t>(</w:t>
+                        </w:r>
+                        <w:r>
+                          <w:rPr>
+                            <w:sz w:val="18"/>
+                            <w:szCs w:val="18"/>
+                          </w:rPr>
+                          <w:t>durable plastic ties to prevent fall-apart</w:t>
+                        </w:r>
+                        <w:r>
+                          <w:rPr>
+                            <w:sz w:val="18"/>
+                            <w:szCs w:val="18"/>
+                          </w:rPr>
+                          <w:t>)</w:t>
+                        </w:r>
+                      </w:p>
+                    </w:txbxContent>
+                  </v:textbox>
+                </v:shape>
+              </v:group>
+            </w:pict>
+          </mc:Fallback>
+        </mc:AlternateContent>
+      </w:r>
+      <w:r>
+        <w:rPr>
+          <w:rFonts w:ascii="Times New Roman" w:hAnsi="Times New Roman" w:cs="Times New Roman"/>
+          <w:noProof/>
+          <w:sz w:val="24"/>
+          <w:szCs w:val="24"/>
+        </w:rPr>
+        <mc:AlternateContent>
+          <mc:Choice Requires="wpg">
+            <w:drawing>
+              <wp:anchor distT="0" distB="0" distL="114300" distR="114300" simplePos="0" relativeHeight="251610622" behindDoc="0" locked="0" layoutInCell="1" allowOverlap="1" wp14:anchorId="7C035903" wp14:editId="6B07197B">
+                <wp:simplePos x="0" y="0"/>
+                <wp:positionH relativeFrom="column">
+                  <wp:posOffset>324802</wp:posOffset>
+                </wp:positionH>
+                <wp:positionV relativeFrom="paragraph">
+                  <wp:posOffset>374809</wp:posOffset>
+                </wp:positionV>
+                <wp:extent cx="3082457" cy="845106"/>
+                <wp:effectExtent l="0" t="0" r="3810" b="0"/>
                 <wp:wrapNone/>
                 <wp:docPr id="846827824" name="550 interface"/>
                 <wp:cNvGraphicFramePr/>
@@ -41,9 +311,9 @@
                       <wpg:grpSpPr>
                         <a:xfrm>
                           <a:off x="0" y="0"/>
-                          <a:ext cx="3008630" cy="954314"/>
+                          <a:ext cx="3082457" cy="845106"/>
                           <a:chOff x="0" y="0"/>
-                          <a:chExt cx="3008630" cy="954314"/>
+                          <a:chExt cx="3008630" cy="824866"/>
                         </a:xfrm>
                       </wpg:grpSpPr>
                       <pic:pic xmlns:pic="http://schemas.openxmlformats.org/drawingml/2006/picture">
@@ -53,7 +323,7 @@
                             <a:picLocks noChangeAspect="1"/>
                           </pic:cNvPicPr>
                         </pic:nvPicPr>
-                        <pic:blipFill>
+                        <pic:blipFill rotWithShape="1">
                           <a:blip r:embed="rId7" cstate="print">
                             <a:extLst>
                               <a:ext uri="{28A0092B-C50C-407E-A947-70E740481C1C}">
@@ -61,14 +331,15 @@
                               </a:ext>
                             </a:extLst>
                           </a:blip>
+                          <a:srcRect t="-10" b="15926"/>
                           <a:stretch>
                             <a:fillRect/>
                           </a:stretch>
                         </pic:blipFill>
                         <pic:spPr>
                           <a:xfrm>
-                            <a:off x="0" y="141514"/>
-                            <a:ext cx="3008630" cy="812800"/>
+                            <a:off x="0" y="141434"/>
+                            <a:ext cx="3008630" cy="683432"/>
                           </a:xfrm>
                           <a:prstGeom prst="rect">
                             <a:avLst/>
@@ -167,12 +438,18 @@
                     </wpg:wgp>
                   </a:graphicData>
                 </a:graphic>
+                <wp14:sizeRelH relativeFrom="margin">
+                  <wp14:pctWidth>0</wp14:pctWidth>
+                </wp14:sizeRelH>
+                <wp14:sizeRelV relativeFrom="margin">
+                  <wp14:pctHeight>0</wp14:pctHeight>
+                </wp14:sizeRelV>
               </wp:anchor>
             </w:drawing>
           </mc:Choice>
           <mc:Fallback>
             <w:pict>
-              <v:group w14:anchorId="2EF0F353" id="550 interface" o:spid="_x0000_s1026" style="position:absolute;margin-left:30.55pt;margin-top:21.3pt;width:236.9pt;height:75.15pt;z-index:251610622" coordsize="30086,9543" o:gfxdata="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">
+              <v:group w14:anchorId="002B0A7E" id="550 interface" o:spid="_x0000_s1026" style="position:absolute;margin-left:25.55pt;margin-top:29.5pt;width:242.7pt;height:66.55pt;z-index:251610622;mso-width-relative:margin;mso-height-relative:margin" coordsize="30086,8248" o:gfxdata="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">
                 <v:shapetype id="_x0000_t75" coordsize="21600,21600" o:spt="75" o:preferrelative="t" path="m@4@5l@4@11@9@11@9@5xe" filled="f" stroked="f">
                   <v:stroke joinstyle="miter"/>
                   <v:formulas>
@@ -192,8 +469,8 @@
                   <v:path o:extrusionok="f" gradientshapeok="t" o:connecttype="rect"/>
                   <o:lock v:ext="edit" aspectratio="t"/>
                 </v:shapetype>
-                <v:shape id="Picture 16" o:spid="_x0000_s1027" type="#_x0000_t75" style="position:absolute;top:1415;width:30086;height:8128;visibility:visible;mso-wrap-style:square" o:gfxdata="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">
-                  <v:imagedata r:id="rId8" o:title=""/>
+                <v:shape id="Picture 16" o:spid="_x0000_s1027" type="#_x0000_t75" style="position:absolute;top:1414;width:30086;height:6834;visibility:visible;mso-wrap-style:square" o:gfxdata="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">
+                  <v:imagedata r:id="rId8" o:title="" croptop="-7f" cropbottom="10437f"/>
                 </v:shape>
                 <v:roundrect id="Rounded Rectangle 20" o:spid="_x0000_s1028" style="position:absolute;left:3283;width:23333;height:1035;visibility:visible;mso-wrap-style:square;v-text-anchor:middle" arcsize="10923f" o:gfxdata="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" fillcolor="gray [1629]" stroked="f" strokeweight="2pt"/>
                 <v:shape id="Trapezoid 18" o:spid="_x0000_s1029" style="position:absolute;left:1215;top:290;width:27527;height:1759;visibility:visible;mso-wrap-style:square;v-text-anchor:middle" coordsize="2752725,175895" o:gfxdata="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" path="m,175895l228459,,2524266,r228459,175895l,175895xe" fillcolor="#a5a5a5 [2092]" stroked="f" strokeweight="2pt">
@@ -204,16 +481,240 @@
           </mc:Fallback>
         </mc:AlternateContent>
       </w:r>
-    </w:p>
-    <w:p>
-      <w:pPr>
-        <w:spacing w:line="240" w:lineRule="auto"/>
+      <w:r>
         <w:rPr>
           <w:rFonts w:ascii="Times New Roman" w:hAnsi="Times New Roman" w:cs="Times New Roman"/>
+          <w:noProof/>
           <w:sz w:val="24"/>
           <w:szCs w:val="24"/>
         </w:rPr>
-      </w:pPr>
+        <mc:AlternateContent>
+          <mc:Choice Requires="wps">
+            <w:drawing>
+              <wp:anchor distT="0" distB="0" distL="114300" distR="114300" simplePos="0" relativeHeight="251637503" behindDoc="0" locked="0" layoutInCell="1" allowOverlap="1" wp14:anchorId="786CE88D" wp14:editId="4AFF2CDB">
+                <wp:simplePos x="0" y="0"/>
+                <wp:positionH relativeFrom="margin">
+                  <wp:posOffset>4125595</wp:posOffset>
+                </wp:positionH>
+                <wp:positionV relativeFrom="margin">
+                  <wp:posOffset>741045</wp:posOffset>
+                </wp:positionV>
+                <wp:extent cx="0" cy="548640"/>
+                <wp:effectExtent l="76200" t="38100" r="57150" b="22860"/>
+                <wp:wrapNone/>
+                <wp:docPr id="12149028" name="green arrow" hidden="1"/>
+                <wp:cNvGraphicFramePr/>
+                <a:graphic xmlns:a="http://schemas.openxmlformats.org/drawingml/2006/main">
+                  <a:graphicData uri="http://schemas.microsoft.com/office/word/2010/wordprocessingShape">
+                    <wps:wsp>
+                      <wps:cNvCnPr/>
+                      <wps:spPr>
+                        <a:xfrm flipV="1">
+                          <a:off x="0" y="0"/>
+                          <a:ext cx="0" cy="548640"/>
+                        </a:xfrm>
+                        <a:prstGeom prst="line">
+                          <a:avLst/>
+                        </a:prstGeom>
+                        <a:ln w="12700">
+                          <a:solidFill>
+                            <a:srgbClr val="00B050"/>
+                          </a:solidFill>
+                          <a:prstDash val="solid"/>
+                          <a:headEnd type="none" w="med" len="med"/>
+                          <a:tailEnd type="arrow" w="sm" len="sm"/>
+                        </a:ln>
+                      </wps:spPr>
+                      <wps:style>
+                        <a:lnRef idx="1">
+                          <a:schemeClr val="accent1"/>
+                        </a:lnRef>
+                        <a:fillRef idx="0">
+                          <a:schemeClr val="accent1"/>
+                        </a:fillRef>
+                        <a:effectRef idx="0">
+                          <a:schemeClr val="accent1"/>
+                        </a:effectRef>
+                        <a:fontRef idx="minor">
+                          <a:schemeClr val="tx1"/>
+                        </a:fontRef>
+                      </wps:style>
+                      <wps:bodyPr/>
+                    </wps:wsp>
+                  </a:graphicData>
+                </a:graphic>
+                <wp14:sizeRelV relativeFrom="margin">
+                  <wp14:pctHeight>0</wp14:pctHeight>
+                </wp14:sizeRelV>
+              </wp:anchor>
+            </w:drawing>
+          </mc:Choice>
+          <mc:Fallback>
+            <w:pict>
+              <v:line w14:anchorId="6915130B" id="green arrow" o:spid="_x0000_s1026" style="position:absolute;flip:y;z-index:251637503;visibility:hidden;mso-wrap-style:square;mso-height-percent:0;mso-wrap-distance-left:9pt;mso-wrap-distance-top:0;mso-wrap-distance-right:9pt;mso-wrap-distance-bottom:0;mso-position-horizontal:absolute;mso-position-horizontal-relative:margin;mso-position-vertical:absolute;mso-position-vertical-relative:margin;mso-height-percent:0;mso-height-relative:margin" from="324.85pt,58.35pt" to="324.85pt,101.55pt" o:gfxdata="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" strokecolor="#00b050" strokeweight="1pt">
+                <v:stroke endarrow="open" endarrowwidth="narrow" endarrowlength="short"/>
+                <w10:wrap anchorx="margin" anchory="margin"/>
+              </v:line>
+            </w:pict>
+          </mc:Fallback>
+        </mc:AlternateContent>
+      </w:r>
+      <w:r>
+        <w:rPr>
+          <w:rFonts w:ascii="Times New Roman" w:hAnsi="Times New Roman" w:cs="Times New Roman"/>
+          <w:noProof/>
+          <w:sz w:val="24"/>
+          <w:szCs w:val="24"/>
+        </w:rPr>
+        <mc:AlternateContent>
+          <mc:Choice Requires="wps">
+            <w:drawing>
+              <wp:anchor distT="0" distB="0" distL="114300" distR="114300" simplePos="0" relativeHeight="251611647" behindDoc="0" locked="0" layoutInCell="1" allowOverlap="1" wp14:anchorId="01644B1B" wp14:editId="5EDBE3D7">
+                <wp:simplePos x="0" y="0"/>
+                <wp:positionH relativeFrom="margin">
+                  <wp:posOffset>4906010</wp:posOffset>
+                </wp:positionH>
+                <wp:positionV relativeFrom="margin">
+                  <wp:posOffset>793750</wp:posOffset>
+                </wp:positionV>
+                <wp:extent cx="0" cy="548640"/>
+                <wp:effectExtent l="76200" t="38100" r="57150" b="22860"/>
+                <wp:wrapNone/>
+                <wp:docPr id="812055637" name="green arrow" hidden="1"/>
+                <wp:cNvGraphicFramePr/>
+                <a:graphic xmlns:a="http://schemas.openxmlformats.org/drawingml/2006/main">
+                  <a:graphicData uri="http://schemas.microsoft.com/office/word/2010/wordprocessingShape">
+                    <wps:wsp>
+                      <wps:cNvCnPr/>
+                      <wps:spPr>
+                        <a:xfrm flipV="1">
+                          <a:off x="0" y="0"/>
+                          <a:ext cx="0" cy="548640"/>
+                        </a:xfrm>
+                        <a:prstGeom prst="line">
+                          <a:avLst/>
+                        </a:prstGeom>
+                        <a:ln w="12700">
+                          <a:solidFill>
+                            <a:srgbClr val="00B050"/>
+                          </a:solidFill>
+                          <a:prstDash val="solid"/>
+                          <a:headEnd type="none" w="med" len="med"/>
+                          <a:tailEnd type="arrow" w="sm" len="sm"/>
+                        </a:ln>
+                      </wps:spPr>
+                      <wps:style>
+                        <a:lnRef idx="1">
+                          <a:schemeClr val="accent1"/>
+                        </a:lnRef>
+                        <a:fillRef idx="0">
+                          <a:schemeClr val="accent1"/>
+                        </a:fillRef>
+                        <a:effectRef idx="0">
+                          <a:schemeClr val="accent1"/>
+                        </a:effectRef>
+                        <a:fontRef idx="minor">
+                          <a:schemeClr val="tx1"/>
+                        </a:fontRef>
+                      </wps:style>
+                      <wps:bodyPr/>
+                    </wps:wsp>
+                  </a:graphicData>
+                </a:graphic>
+                <wp14:sizeRelV relativeFrom="margin">
+                  <wp14:pctHeight>0</wp14:pctHeight>
+                </wp14:sizeRelV>
+              </wp:anchor>
+            </w:drawing>
+          </mc:Choice>
+          <mc:Fallback>
+            <w:pict>
+              <v:line w14:anchorId="1776364E" id="green arrow" o:spid="_x0000_s1026" style="position:absolute;flip:y;z-index:251611647;visibility:hidden;mso-wrap-style:square;mso-height-percent:0;mso-wrap-distance-left:9pt;mso-wrap-distance-top:0;mso-wrap-distance-right:9pt;mso-wrap-distance-bottom:0;mso-position-horizontal:absolute;mso-position-horizontal-relative:margin;mso-position-vertical:absolute;mso-position-vertical-relative:margin;mso-height-percent:0;mso-height-relative:margin" from="386.3pt,62.5pt" to="386.3pt,105.7pt" o:gfxdata="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" strokecolor="#00b050" strokeweight="1pt">
+                <v:stroke endarrow="open" endarrowwidth="narrow" endarrowlength="short"/>
+                <w10:wrap anchorx="margin" anchory="margin"/>
+              </v:line>
+            </w:pict>
+          </mc:Fallback>
+        </mc:AlternateContent>
+      </w:r>
+      <w:r>
+        <w:rPr>
+          <w:rFonts w:ascii="Times New Roman" w:hAnsi="Times New Roman" w:cs="Times New Roman"/>
+          <w:noProof/>
+          <w:sz w:val="24"/>
+          <w:szCs w:val="24"/>
+        </w:rPr>
+        <mc:AlternateContent>
+          <mc:Choice Requires="wps">
+            <w:drawing>
+              <wp:anchor distT="0" distB="0" distL="114300" distR="114300" simplePos="0" relativeHeight="251611135" behindDoc="0" locked="0" layoutInCell="1" allowOverlap="1" wp14:anchorId="58CE4EE8" wp14:editId="5E2C45B7">
+                <wp:simplePos x="0" y="0"/>
+                <wp:positionH relativeFrom="margin">
+                  <wp:posOffset>4698756</wp:posOffset>
+                </wp:positionH>
+                <wp:positionV relativeFrom="margin">
+                  <wp:posOffset>784127</wp:posOffset>
+                </wp:positionV>
+                <wp:extent cx="0" cy="548640"/>
+                <wp:effectExtent l="76200" t="38100" r="57150" b="22860"/>
+                <wp:wrapNone/>
+                <wp:docPr id="2031922587" name="green arrow" hidden="1"/>
+                <wp:cNvGraphicFramePr/>
+                <a:graphic xmlns:a="http://schemas.openxmlformats.org/drawingml/2006/main">
+                  <a:graphicData uri="http://schemas.microsoft.com/office/word/2010/wordprocessingShape">
+                    <wps:wsp>
+                      <wps:cNvCnPr/>
+                      <wps:spPr>
+                        <a:xfrm flipV="1">
+                          <a:off x="0" y="0"/>
+                          <a:ext cx="0" cy="548640"/>
+                        </a:xfrm>
+                        <a:prstGeom prst="line">
+                          <a:avLst/>
+                        </a:prstGeom>
+                        <a:ln w="12700">
+                          <a:solidFill>
+                            <a:srgbClr val="00B050"/>
+                          </a:solidFill>
+                          <a:prstDash val="solid"/>
+                          <a:headEnd type="none" w="med" len="med"/>
+                          <a:tailEnd type="arrow" w="sm" len="sm"/>
+                        </a:ln>
+                      </wps:spPr>
+                      <wps:style>
+                        <a:lnRef idx="1">
+                          <a:schemeClr val="accent1"/>
+                        </a:lnRef>
+                        <a:fillRef idx="0">
+                          <a:schemeClr val="accent1"/>
+                        </a:fillRef>
+                        <a:effectRef idx="0">
+                          <a:schemeClr val="accent1"/>
+                        </a:effectRef>
+                        <a:fontRef idx="minor">
+                          <a:schemeClr val="tx1"/>
+                        </a:fontRef>
+                      </wps:style>
+                      <wps:bodyPr/>
+                    </wps:wsp>
+                  </a:graphicData>
+                </a:graphic>
+                <wp14:sizeRelV relativeFrom="margin">
+                  <wp14:pctHeight>0</wp14:pctHeight>
+                </wp14:sizeRelV>
+              </wp:anchor>
+            </w:drawing>
+          </mc:Choice>
+          <mc:Fallback>
+            <w:pict>
+              <v:line w14:anchorId="22A07A82" id="green arrow" o:spid="_x0000_s1026" style="position:absolute;flip:y;z-index:251611135;visibility:hidden;mso-wrap-style:square;mso-height-percent:0;mso-wrap-distance-left:9pt;mso-wrap-distance-top:0;mso-wrap-distance-right:9pt;mso-wrap-distance-bottom:0;mso-position-horizontal:absolute;mso-position-horizontal-relative:margin;mso-position-vertical:absolute;mso-position-vertical-relative:margin;mso-height-percent:0;mso-height-relative:margin" from="370pt,61.75pt" to="370pt,104.95pt" o:gfxdata="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" strokecolor="#00b050" strokeweight="1pt">
+                <v:stroke endarrow="open" endarrowwidth="narrow" endarrowlength="short"/>
+                <w10:wrap anchorx="margin" anchory="margin"/>
+              </v:line>
+            </w:pict>
+          </mc:Fallback>
+        </mc:AlternateContent>
+      </w:r>
       <w:r>
         <w:rPr>
           <w:rFonts w:ascii="Times New Roman" w:hAnsi="Times New Roman" w:cs="Times New Roman"/>
@@ -224,7 +725,7 @@
         <mc:AlternateContent>
           <mc:Choice Requires="wpg">
             <w:drawing>
-              <wp:anchor distT="0" distB="0" distL="114300" distR="114300" simplePos="0" relativeHeight="251827200" behindDoc="0" locked="0" layoutInCell="1" allowOverlap="1" wp14:anchorId="289BD81B" wp14:editId="79EE13BC">
+              <wp:anchor distT="0" distB="0" distL="114300" distR="114300" simplePos="0" relativeHeight="251827200" behindDoc="0" locked="0" layoutInCell="1" allowOverlap="1" wp14:anchorId="289BD81B" wp14:editId="1B19F6C5">
                 <wp:simplePos x="0" y="0"/>
                 <wp:positionH relativeFrom="column">
                   <wp:posOffset>1346200</wp:posOffset>
@@ -507,7 +1008,7 @@
           </mc:Choice>
           <mc:Fallback>
             <w:pict>
-              <v:group w14:anchorId="3788D7C2" id="secondary coil" o:spid="_x0000_s1026" style="position:absolute;margin-left:106pt;margin-top:147.75pt;width:50.7pt;height:60.95pt;z-index:251827200" coordsize="6437,7743" o:gfxdata="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">
+              <v:group w14:anchorId="626EADE0" id="secondary coil" o:spid="_x0000_s1026" style="position:absolute;margin-left:106pt;margin-top:147.75pt;width:50.7pt;height:60.95pt;z-index:251827200" coordsize="6437,7743" o:gfxdata="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">
                 <v:shapetype id="_x0000_t23" coordsize="21600,21600" o:spt="23" adj="5400" path="m,10800qy10800,,21600,10800,10800,21600,,10800xm@0,10800qy10800@2@1,10800,10800@0@0,10800xe">
                   <v:formulas>
                     <v:f eqn="val #0"/>
@@ -563,7 +1064,7 @@
         <mc:AlternateContent>
           <mc:Choice Requires="wpg">
             <w:drawing>
-              <wp:anchor distT="0" distB="0" distL="114300" distR="114300" simplePos="0" relativeHeight="251832320" behindDoc="0" locked="0" layoutInCell="1" allowOverlap="1" wp14:anchorId="4B75D0DB" wp14:editId="7E68A560">
+              <wp:anchor distT="0" distB="0" distL="114300" distR="114300" simplePos="0" relativeHeight="251832320" behindDoc="0" locked="0" layoutInCell="1" allowOverlap="1" wp14:anchorId="4B75D0DB" wp14:editId="4E1CB2FD">
                 <wp:simplePos x="0" y="0"/>
                 <wp:positionH relativeFrom="column">
                   <wp:posOffset>1781629</wp:posOffset>
@@ -2034,7 +2535,7 @@
           </mc:Choice>
           <mc:Fallback>
             <w:pict>
-              <v:group w14:anchorId="4E269C4F" id="secondary coil cable" o:spid="_x0000_s1026" style="position:absolute;margin-left:140.3pt;margin-top:93.2pt;width:55.3pt;height:95.05pt;z-index:251832320" coordsize="7021,12071" o:gfxdata="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">
+              <v:group w14:anchorId="5590D192" id="secondary coil cable" o:spid="_x0000_s1026" style="position:absolute;margin-left:140.3pt;margin-top:93.2pt;width:55.3pt;height:95.05pt;z-index:251832320" coordsize="7021,12071" o:gfxdata="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">
                 <v:oval id="Oval 19" o:spid="_x0000_s1027" style="position:absolute;left:-24;top:9856;width:640;height:458;rotation:-90;visibility:visible;mso-wrap-style:square;v-text-anchor:middle" o:gfxdata="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" fillcolor="#272727 [2749]" stroked="f" strokeweight="2pt">
                   <o:extrusion v:ext="view" viewpoint="0,-100pt" viewpointorigin="0" skewangle="45" type="perspective"/>
                 </v:oval>
@@ -2068,7 +2569,7 @@
         <mc:AlternateContent>
           <mc:Choice Requires="wpg">
             <w:drawing>
-              <wp:anchor distT="0" distB="0" distL="114300" distR="114300" simplePos="0" relativeHeight="251679744" behindDoc="0" locked="0" layoutInCell="1" allowOverlap="1" wp14:anchorId="2704B150" wp14:editId="645D86D0">
+              <wp:anchor distT="0" distB="0" distL="114300" distR="114300" simplePos="0" relativeHeight="251679744" behindDoc="0" locked="0" layoutInCell="1" allowOverlap="1" wp14:anchorId="2704B150" wp14:editId="3E0B826E">
                 <wp:simplePos x="0" y="0"/>
                 <wp:positionH relativeFrom="column">
                   <wp:posOffset>2533650</wp:posOffset>
@@ -3341,7 +3842,7 @@
           </mc:Choice>
           <mc:Fallback>
             <w:pict>
-              <v:group w14:anchorId="4F54E3A0" id="primary coil cables" o:spid="_x0000_s1026" style="position:absolute;margin-left:199.5pt;margin-top:97.9pt;width:58.55pt;height:66.6pt;z-index:251679744" coordsize="7435,8457" o:gfxdata="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">
+              <v:group w14:anchorId="0525E297" id="primary coil cables" o:spid="_x0000_s1026" style="position:absolute;margin-left:199.5pt;margin-top:97.9pt;width:58.55pt;height:66.6pt;z-index:251679744" coordsize="7435,8457" o:gfxdata="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">
                 <v:group id="Group 7" o:spid="_x0000_s1027" style="position:absolute;left:6277;width:640;height:2150" coordsize="64008,215053" o:gfxdata="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">
                   <v:oval id="Oval 4" o:spid="_x0000_s1028" style="position:absolute;left:16933;width:27432;height:18288;visibility:visible;mso-wrap-style:square;v-text-anchor:middle" o:gfxdata="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" fillcolor="#bfbfbf [2412]" stroked="f" strokeweight="2pt">
                     <o:extrusion v:ext="view" viewpoint="0,-100pt" viewpointorigin="0" skewangle="45" type="perspective"/>
@@ -3385,7 +3886,7 @@
         <mc:AlternateContent>
           <mc:Choice Requires="wpg">
             <w:drawing>
-              <wp:anchor distT="0" distB="0" distL="114300" distR="114300" simplePos="0" relativeHeight="251663360" behindDoc="0" locked="0" layoutInCell="1" allowOverlap="1" wp14:anchorId="2C79C215" wp14:editId="76D0A45E">
+              <wp:anchor distT="0" distB="0" distL="114300" distR="114300" simplePos="0" relativeHeight="251663360" behindDoc="0" locked="0" layoutInCell="1" allowOverlap="1" wp14:anchorId="2C79C215" wp14:editId="5A978CBA">
                 <wp:simplePos x="0" y="0"/>
                 <wp:positionH relativeFrom="column">
                   <wp:posOffset>2520950</wp:posOffset>
@@ -3584,7 +4085,7 @@
           </mc:Choice>
           <mc:Fallback>
             <w:pict>
-              <v:group w14:anchorId="6158C3C0" id="primary coil connector" o:spid="_x0000_s1026" style="position:absolute;margin-left:198.5pt;margin-top:138.55pt;width:23.5pt;height:35.2pt;z-index:251663360" coordsize="298224,446903" o:gfxdata="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">
+              <v:group w14:anchorId="2EA1FB16" id="primary coil connector" o:spid="_x0000_s1026" style="position:absolute;margin-left:198.5pt;margin-top:138.55pt;width:23.5pt;height:35.2pt;z-index:251663360" coordsize="298224,446903" o:gfxdata="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">
                 <v:shape id="L-Shape 6" o:spid="_x0000_s1027" style="position:absolute;left:103596;top:252276;width:205105;height:184150;rotation:5157771fd;visibility:visible;mso-wrap-style:square;v-text-anchor:middle" coordsize="205105,184150" o:gfxdata="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" path="m,l37745,r,147276l205105,147276r,36874l,184150,,xe" fillcolor="#7f7f7f [1612]" stroked="f" strokeweight="2pt">
                   <v:path arrowok="t" o:connecttype="custom" o:connectlocs="0,0;37745,0;37745,147276;205105,147276;205105,184150;0,184150;0,0" o:connectangles="0,0,0,0,0,0,0"/>
                 </v:shape>
@@ -3634,7 +4135,7 @@
         <mc:AlternateContent>
           <mc:Choice Requires="wpg">
             <w:drawing>
-              <wp:anchor distT="0" distB="0" distL="114300" distR="114300" simplePos="0" relativeHeight="251818495" behindDoc="0" locked="0" layoutInCell="1" allowOverlap="1" wp14:anchorId="2641F8E5" wp14:editId="5FA8A8B8">
+              <wp:anchor distT="0" distB="0" distL="114300" distR="114300" simplePos="0" relativeHeight="251818495" behindDoc="0" locked="0" layoutInCell="1" allowOverlap="1" wp14:anchorId="2641F8E5" wp14:editId="6F28C273">
                 <wp:simplePos x="0" y="0"/>
                 <wp:positionH relativeFrom="column">
                   <wp:posOffset>489857</wp:posOffset>
@@ -6816,21 +7317,7 @@
           </mc:Choice>
           <mc:Fallback>
             <w:pict>
-              <v:group w14:anchorId="3E212DED" id="primary coil" o:spid="_x0000_s1026" style="position:absolute;margin-left:38.55pt;margin-top:51.9pt;width:189.3pt;height:238.3pt;z-index:251818495" coordsize="24041,30262" o:gfxdata="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">
-                <v:shapetype id="_x0000_t23" coordsize="21600,21600" o:spt="23" adj="5400" path="m,10800qy10800,,21600,10800,10800,21600,,10800xm@0,10800qy10800@2@1,10800,10800@0@0,10800xe">
-                  <v:formulas>
-                    <v:f eqn="val #0"/>
-                    <v:f eqn="sum width 0 #0"/>
-                    <v:f eqn="sum height 0 #0"/>
-                    <v:f eqn="prod @0 2929 10000"/>
-                    <v:f eqn="sum width 0 @3"/>
-                    <v:f eqn="sum height 0 @3"/>
-                  </v:formulas>
-                  <v:path o:connecttype="custom" o:connectlocs="10800,0;3163,3163;0,10800;3163,18437;10800,21600;18437,18437;21600,10800;18437,3163" textboxrect="3163,3163,18437,18437"/>
-                  <v:handles>
-                    <v:h position="#0,center" xrange="0,10800"/>
-                  </v:handles>
-                </v:shapetype>
+              <v:group w14:anchorId="46E87DFE" id="primary coil" o:spid="_x0000_s1026" style="position:absolute;margin-left:38.55pt;margin-top:51.9pt;width:189.3pt;height:238.3pt;z-index:251818495" coordsize="24041,30262" o:gfxdata="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">
                 <v:shape id="Donut 4" o:spid="_x0000_s1027" type="#_x0000_t23" style="position:absolute;left:127;top:3755;width:23774;height:23774;visibility:visible;mso-wrap-style:square;v-text-anchor:middle" o:gfxdata="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" adj="1862" fillcolor="#943634 [2405]" stroked="f" strokeweight="2pt"/>
                 <v:shape id="rear bot" o:spid="_x0000_s1028" style="position:absolute;left:1505;top:11738;width:21127;height:17824;visibility:visible;mso-wrap-style:square;v-text-anchor:middle" coordsize="2112645,1782445" o:gfxdata="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" path="m,891333c-72,400540,470184,2066,1051892,7v580308,-2054,1053915,391244,1060682,880823l2098457,880969c2091764,399159,1624498,12108,1051961,14125,478023,16146,14044,408310,14116,891333l,891333xe" fillcolor="#943634 [2405]" stroked="f" strokeweight="2pt">
                   <o:extrusion v:ext="view" rotationangle="70" viewpoint="0,100pt" viewpointorigin="0,.5" skewangle="45" type="perspective"/>
@@ -7049,511 +7536,6 @@
                   <v:path arrowok="t" o:connecttype="custom" o:connectlocs="71216,17797;250487,57660;236956,240401;234388,237803;247558,59842;72969,21000;71216,17797" o:connectangles="0,0,0,0,0,0,0"/>
                 </v:shape>
               </v:group>
-            </w:pict>
-          </mc:Fallback>
-        </mc:AlternateContent>
-      </w:r>
-      <w:r>
-        <w:rPr>
-          <w:rFonts w:ascii="Times New Roman" w:hAnsi="Times New Roman" w:cs="Times New Roman"/>
-          <w:noProof/>
-          <w:sz w:val="24"/>
-          <w:szCs w:val="24"/>
-        </w:rPr>
-        <mc:AlternateContent>
-          <mc:Choice Requires="wpg">
-            <w:drawing>
-              <wp:anchor distT="0" distB="0" distL="114300" distR="114300" simplePos="0" relativeHeight="251835391" behindDoc="0" locked="0" layoutInCell="1" allowOverlap="1" wp14:anchorId="7B8DAD03" wp14:editId="44A486B5">
-                <wp:simplePos x="0" y="0"/>
-                <wp:positionH relativeFrom="column">
-                  <wp:posOffset>927100</wp:posOffset>
-                </wp:positionH>
-                <wp:positionV relativeFrom="paragraph">
-                  <wp:posOffset>1428569</wp:posOffset>
-                </wp:positionV>
-                <wp:extent cx="1114879" cy="513533"/>
-                <wp:effectExtent l="38100" t="0" r="0" b="58420"/>
-                <wp:wrapNone/>
-                <wp:docPr id="1046764010" name="preventing fall-apart"/>
-                <wp:cNvGraphicFramePr/>
-                <a:graphic xmlns:a="http://schemas.openxmlformats.org/drawingml/2006/main">
-                  <a:graphicData uri="http://schemas.microsoft.com/office/word/2010/wordprocessingGroup">
-                    <wpg:wgp>
-                      <wpg:cNvGrpSpPr/>
-                      <wpg:grpSpPr>
-                        <a:xfrm>
-                          <a:off x="0" y="0"/>
-                          <a:ext cx="1114879" cy="513533"/>
-                          <a:chOff x="0" y="0"/>
-                          <a:chExt cx="1114879" cy="513533"/>
-                        </a:xfrm>
-                      </wpg:grpSpPr>
-                      <wps:wsp>
-                        <wps:cNvPr id="2065095959" name="Freeform: Shape 13"/>
-                        <wps:cNvSpPr/>
-                        <wps:spPr>
-                          <a:xfrm>
-                            <a:off x="0" y="168728"/>
-                            <a:ext cx="105447" cy="344805"/>
-                          </a:xfrm>
-                          <a:custGeom>
-                            <a:avLst/>
-                            <a:gdLst>
-                              <a:gd name="csX0" fmla="*/ 108438 w 108438"/>
-                              <a:gd name="csY0" fmla="*/ 0 h 213946"/>
-                              <a:gd name="csX1" fmla="*/ 0 w 108438"/>
-                              <a:gd name="csY1" fmla="*/ 213946 h 213946"/>
-                              <a:gd name="csX0" fmla="*/ 108438 w 108438"/>
-                              <a:gd name="csY0" fmla="*/ 0 h 213946"/>
-                              <a:gd name="csX1" fmla="*/ 0 w 108438"/>
-                              <a:gd name="csY1" fmla="*/ 213946 h 213946"/>
-                              <a:gd name="csX0" fmla="*/ 108438 w 108438"/>
-                              <a:gd name="csY0" fmla="*/ 0 h 213946"/>
-                              <a:gd name="csX1" fmla="*/ 0 w 108438"/>
-                              <a:gd name="csY1" fmla="*/ 213946 h 213946"/>
-                              <a:gd name="csX0" fmla="*/ 121533 w 121533"/>
-                              <a:gd name="csY0" fmla="*/ 0 h 213946"/>
-                              <a:gd name="csX1" fmla="*/ 13095 w 121533"/>
-                              <a:gd name="csY1" fmla="*/ 213946 h 213946"/>
-                              <a:gd name="csX0" fmla="*/ 134702 w 134702"/>
-                              <a:gd name="csY0" fmla="*/ 0 h 253620"/>
-                              <a:gd name="csX1" fmla="*/ 10111 w 134702"/>
-                              <a:gd name="csY1" fmla="*/ 253620 h 253620"/>
-                              <a:gd name="csX0" fmla="*/ 126214 w 126214"/>
-                              <a:gd name="csY0" fmla="*/ 0 h 253620"/>
-                              <a:gd name="csX1" fmla="*/ 11886 w 126214"/>
-                              <a:gd name="csY1" fmla="*/ 253620 h 253620"/>
-                              <a:gd name="csX0" fmla="*/ 135238 w 135238"/>
-                              <a:gd name="csY0" fmla="*/ 0 h 253620"/>
-                              <a:gd name="csX1" fmla="*/ 20910 w 135238"/>
-                              <a:gd name="csY1" fmla="*/ 253620 h 253620"/>
-                              <a:gd name="csX0" fmla="*/ 123971 w 123971"/>
-                              <a:gd name="csY0" fmla="*/ 0 h 246286"/>
-                              <a:gd name="csX1" fmla="*/ 24363 w 123971"/>
-                              <a:gd name="csY1" fmla="*/ 246286 h 246286"/>
-                              <a:gd name="csX0" fmla="*/ 126017 w 126017"/>
-                              <a:gd name="csY0" fmla="*/ 0 h 246286"/>
-                              <a:gd name="csX1" fmla="*/ 26409 w 126017"/>
-                              <a:gd name="csY1" fmla="*/ 246286 h 246286"/>
-                              <a:gd name="csX0" fmla="*/ 106527 w 106527"/>
-                              <a:gd name="csY0" fmla="*/ 0 h 345005"/>
-                              <a:gd name="csX1" fmla="*/ 36723 w 106527"/>
-                              <a:gd name="csY1" fmla="*/ 345005 h 345005"/>
-                              <a:gd name="csX0" fmla="*/ 105926 w 105926"/>
-                              <a:gd name="csY0" fmla="*/ 0 h 345005"/>
-                              <a:gd name="csX1" fmla="*/ 36122 w 105926"/>
-                              <a:gd name="csY1" fmla="*/ 345005 h 345005"/>
-                            </a:gdLst>
-                            <a:ahLst/>
-                            <a:cxnLst>
-                              <a:cxn ang="0">
-                                <a:pos x="csX0" y="csY0"/>
-                              </a:cxn>
-                              <a:cxn ang="0">
-                                <a:pos x="csX1" y="csY1"/>
-                              </a:cxn>
-                            </a:cxnLst>
-                            <a:rect l="l" t="t" r="r" b="b"/>
-                            <a:pathLst>
-                              <a:path w="105926" h="345005">
-                                <a:moveTo>
-                                  <a:pt x="105926" y="0"/>
-                                </a:moveTo>
-                                <a:cubicBezTo>
-                                  <a:pt x="-34309" y="37469"/>
-                                  <a:pt x="-10152" y="242832"/>
-                                  <a:pt x="36122" y="345005"/>
-                                </a:cubicBezTo>
-                              </a:path>
-                            </a:pathLst>
-                          </a:custGeom>
-                          <a:noFill/>
-                          <a:ln w="12700">
-                            <a:tailEnd type="triangle" w="sm" len="sm"/>
-                          </a:ln>
-                        </wps:spPr>
-                        <wps:style>
-                          <a:lnRef idx="2">
-                            <a:schemeClr val="accent1">
-                              <a:shade val="15000"/>
-                            </a:schemeClr>
-                          </a:lnRef>
-                          <a:fillRef idx="1">
-                            <a:schemeClr val="accent1"/>
-                          </a:fillRef>
-                          <a:effectRef idx="0">
-                            <a:schemeClr val="accent1"/>
-                          </a:effectRef>
-                          <a:fontRef idx="minor">
-                            <a:schemeClr val="lt1"/>
-                          </a:fontRef>
-                        </wps:style>
-                        <wps:bodyPr rot="0" spcFirstLastPara="0" vertOverflow="overflow" horzOverflow="overflow" vert="horz" wrap="square" lIns="91440" tIns="45720" rIns="91440" bIns="45720" numCol="1" spcCol="0" rtlCol="0" fromWordArt="0" anchor="ctr" anchorCtr="0" forceAA="0" compatLnSpc="1">
-                          <a:prstTxWarp prst="textNoShape">
-                            <a:avLst/>
-                          </a:prstTxWarp>
-                          <a:noAutofit/>
-                        </wps:bodyPr>
-                      </wps:wsp>
-                      <wps:wsp>
-                        <wps:cNvPr id="5804108" name="Text Box 9"/>
-                        <wps:cNvSpPr txBox="1"/>
-                        <wps:spPr>
-                          <a:xfrm>
-                            <a:off x="29029" y="0"/>
-                            <a:ext cx="1085850" cy="307340"/>
-                          </a:xfrm>
-                          <a:prstGeom prst="rect">
-                            <a:avLst/>
-                          </a:prstGeom>
-                          <a:noFill/>
-                          <a:ln w="6350">
-                            <a:noFill/>
-                          </a:ln>
-                        </wps:spPr>
-                        <wps:txbx>
-                          <w:txbxContent>
-                            <w:p>
-                              <w:pPr>
-                                <w:spacing w:line="216" w:lineRule="auto"/>
-                                <w:rPr>
-                                  <w:sz w:val="16"/>
-                                  <w:szCs w:val="16"/>
-                                </w:rPr>
-                              </w:pPr>
-                              <w:r>
-                                <w:rPr>
-                                  <w:sz w:val="16"/>
-                                  <w:szCs w:val="16"/>
-                                </w:rPr>
-                                <w:t>(</w:t>
-                              </w:r>
-                              <w:r>
-                                <w:rPr>
-                                  <w:sz w:val="16"/>
-                                  <w:szCs w:val="16"/>
-                                </w:rPr>
-                                <w:t>d</w:t>
-                              </w:r>
-                              <w:r>
-                                <w:rPr>
-                                  <w:sz w:val="16"/>
-                                  <w:szCs w:val="16"/>
-                                </w:rPr>
-                                <w:t>urable plastic ties to prevent fall-apart</w:t>
-                              </w:r>
-                              <w:r>
-                                <w:rPr>
-                                  <w:sz w:val="16"/>
-                                  <w:szCs w:val="16"/>
-                                </w:rPr>
-                                <w:t>)</w:t>
-                              </w:r>
-                            </w:p>
-                          </w:txbxContent>
-                        </wps:txbx>
-                        <wps:bodyPr rot="0" spcFirstLastPara="0" vertOverflow="overflow" horzOverflow="overflow" vert="horz" wrap="square" lIns="91440" tIns="45720" rIns="91440" bIns="45720" numCol="1" spcCol="0" rtlCol="0" fromWordArt="0" anchor="t" anchorCtr="0" forceAA="0" compatLnSpc="1">
-                          <a:prstTxWarp prst="textNoShape">
-                            <a:avLst/>
-                          </a:prstTxWarp>
-                          <a:noAutofit/>
-                        </wps:bodyPr>
-                      </wps:wsp>
-                    </wpg:wgp>
-                  </a:graphicData>
-                </a:graphic>
-              </wp:anchor>
-            </w:drawing>
-          </mc:Choice>
-          <mc:Fallback>
-            <w:pict>
-              <v:group w14:anchorId="7B8DAD03" id="preventing fall-apart" o:spid="_x0000_s1026" style="position:absolute;margin-left:73pt;margin-top:112.5pt;width:87.8pt;height:40.45pt;z-index:251835391" coordsize="11148,5135" o:gfxdata="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">
-                <v:shape id="Freeform: Shape 13" o:spid="_x0000_s1027" style="position:absolute;top:1687;width:1054;height:3448;visibility:visible;mso-wrap-style:square;v-text-anchor:middle" coordsize="105926,345005" o:gfxdata="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" path="m105926,c-34309,37469,-10152,242832,36122,345005e" filled="f" strokecolor="#0a121c [484]" strokeweight="1pt">
-                  <v:stroke endarrow="block" endarrowwidth="narrow" endarrowlength="short"/>
-                  <v:path arrowok="t" o:connecttype="custom" o:connectlocs="105447,0;35959,344805" o:connectangles="0,0"/>
-                </v:shape>
-                <v:shapetype id="_x0000_t202" coordsize="21600,21600" o:spt="202" path="m,l,21600r21600,l21600,xe">
-                  <v:stroke joinstyle="miter"/>
-                  <v:path gradientshapeok="t" o:connecttype="rect"/>
-                </v:shapetype>
-                <v:shape id="Text Box 9" o:spid="_x0000_s1028" type="#_x0000_t202" style="position:absolute;left:290;width:10858;height:3073;visibility:visible;mso-wrap-style:square;v-text-anchor:top" o:gfxdata="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" filled="f" stroked="f" strokeweight=".5pt">
-                  <v:textbox>
-                    <w:txbxContent>
-                      <w:p>
-                        <w:pPr>
-                          <w:spacing w:line="216" w:lineRule="auto"/>
-                          <w:rPr>
-                            <w:sz w:val="16"/>
-                            <w:szCs w:val="16"/>
-                          </w:rPr>
-                        </w:pPr>
-                        <w:r>
-                          <w:rPr>
-                            <w:sz w:val="16"/>
-                            <w:szCs w:val="16"/>
-                          </w:rPr>
-                          <w:t>(</w:t>
-                        </w:r>
-                        <w:r>
-                          <w:rPr>
-                            <w:sz w:val="16"/>
-                            <w:szCs w:val="16"/>
-                          </w:rPr>
-                          <w:t>d</w:t>
-                        </w:r>
-                        <w:r>
-                          <w:rPr>
-                            <w:sz w:val="16"/>
-                            <w:szCs w:val="16"/>
-                          </w:rPr>
-                          <w:t>urable plastic ties to prevent fall-apart</w:t>
-                        </w:r>
-                        <w:r>
-                          <w:rPr>
-                            <w:sz w:val="16"/>
-                            <w:szCs w:val="16"/>
-                          </w:rPr>
-                          <w:t>)</w:t>
-                        </w:r>
-                      </w:p>
-                    </w:txbxContent>
-                  </v:textbox>
-                </v:shape>
-              </v:group>
-            </w:pict>
-          </mc:Fallback>
-        </mc:AlternateContent>
-      </w:r>
-      <w:r>
-        <w:rPr>
-          <w:rFonts w:ascii="Times New Roman" w:hAnsi="Times New Roman" w:cs="Times New Roman"/>
-          <w:noProof/>
-          <w:sz w:val="24"/>
-          <w:szCs w:val="24"/>
-        </w:rPr>
-        <mc:AlternateContent>
-          <mc:Choice Requires="wps">
-            <w:drawing>
-              <wp:anchor distT="0" distB="0" distL="114300" distR="114300" simplePos="0" relativeHeight="251611135" behindDoc="0" locked="0" layoutInCell="1" allowOverlap="1" wp14:anchorId="58CE4EE8" wp14:editId="27F791FF">
-                <wp:simplePos x="0" y="0"/>
-                <wp:positionH relativeFrom="margin">
-                  <wp:align>center</wp:align>
-                </wp:positionH>
-                <wp:positionV relativeFrom="margin">
-                  <wp:posOffset>851708</wp:posOffset>
-                </wp:positionV>
-                <wp:extent cx="0" cy="548640"/>
-                <wp:effectExtent l="76200" t="38100" r="57150" b="22860"/>
-                <wp:wrapNone/>
-                <wp:docPr id="2031922587" name="green arrow"/>
-                <wp:cNvGraphicFramePr/>
-                <a:graphic xmlns:a="http://schemas.openxmlformats.org/drawingml/2006/main">
-                  <a:graphicData uri="http://schemas.microsoft.com/office/word/2010/wordprocessingShape">
-                    <wps:wsp>
-                      <wps:cNvCnPr/>
-                      <wps:spPr>
-                        <a:xfrm flipV="1">
-                          <a:off x="0" y="0"/>
-                          <a:ext cx="0" cy="548640"/>
-                        </a:xfrm>
-                        <a:prstGeom prst="line">
-                          <a:avLst/>
-                        </a:prstGeom>
-                        <a:ln w="12700">
-                          <a:solidFill>
-                            <a:srgbClr val="00B050"/>
-                          </a:solidFill>
-                          <a:prstDash val="solid"/>
-                          <a:headEnd type="none" w="med" len="med"/>
-                          <a:tailEnd type="arrow" w="sm" len="sm"/>
-                        </a:ln>
-                      </wps:spPr>
-                      <wps:style>
-                        <a:lnRef idx="1">
-                          <a:schemeClr val="accent1"/>
-                        </a:lnRef>
-                        <a:fillRef idx="0">
-                          <a:schemeClr val="accent1"/>
-                        </a:fillRef>
-                        <a:effectRef idx="0">
-                          <a:schemeClr val="accent1"/>
-                        </a:effectRef>
-                        <a:fontRef idx="minor">
-                          <a:schemeClr val="tx1"/>
-                        </a:fontRef>
-                      </wps:style>
-                      <wps:bodyPr/>
-                    </wps:wsp>
-                  </a:graphicData>
-                </a:graphic>
-                <wp14:sizeRelV relativeFrom="margin">
-                  <wp14:pctHeight>0</wp14:pctHeight>
-                </wp14:sizeRelV>
-              </wp:anchor>
-            </w:drawing>
-          </mc:Choice>
-          <mc:Fallback>
-            <w:pict>
-              <v:line w14:anchorId="4D2A0115" id="green arrow" o:spid="_x0000_s1026" style="position:absolute;flip:y;z-index:251611135;visibility:visible;mso-wrap-style:square;mso-height-percent:0;mso-wrap-distance-left:9pt;mso-wrap-distance-top:0;mso-wrap-distance-right:9pt;mso-wrap-distance-bottom:0;mso-position-horizontal:center;mso-position-horizontal-relative:margin;mso-position-vertical:absolute;mso-position-vertical-relative:margin;mso-height-percent:0;mso-height-relative:margin" from="0,67.05pt" to="0,110.25pt" o:gfxdata="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" strokecolor="#00b050" strokeweight="1pt">
-                <v:stroke endarrow="open" endarrowwidth="narrow" endarrowlength="short"/>
-                <w10:wrap anchorx="margin" anchory="margin"/>
-              </v:line>
-            </w:pict>
-          </mc:Fallback>
-        </mc:AlternateContent>
-      </w:r>
-      <w:r>
-        <w:rPr>
-          <w:rFonts w:ascii="Times New Roman" w:hAnsi="Times New Roman" w:cs="Times New Roman"/>
-          <w:noProof/>
-          <w:sz w:val="24"/>
-          <w:szCs w:val="24"/>
-        </w:rPr>
-        <mc:AlternateContent>
-          <mc:Choice Requires="wps">
-            <w:drawing>
-              <wp:anchor distT="0" distB="0" distL="114300" distR="114300" simplePos="0" relativeHeight="251611647" behindDoc="0" locked="0" layoutInCell="1" allowOverlap="1" wp14:anchorId="01644B1B" wp14:editId="3D3EA974">
-                <wp:simplePos x="0" y="0"/>
-                <wp:positionH relativeFrom="margin">
-                  <wp:posOffset>3189547</wp:posOffset>
-                </wp:positionH>
-                <wp:positionV relativeFrom="margin">
-                  <wp:posOffset>862099</wp:posOffset>
-                </wp:positionV>
-                <wp:extent cx="0" cy="548640"/>
-                <wp:effectExtent l="76200" t="38100" r="57150" b="22860"/>
-                <wp:wrapNone/>
-                <wp:docPr id="812055637" name="green arrow"/>
-                <wp:cNvGraphicFramePr/>
-                <a:graphic xmlns:a="http://schemas.openxmlformats.org/drawingml/2006/main">
-                  <a:graphicData uri="http://schemas.microsoft.com/office/word/2010/wordprocessingShape">
-                    <wps:wsp>
-                      <wps:cNvCnPr/>
-                      <wps:spPr>
-                        <a:xfrm flipV="1">
-                          <a:off x="0" y="0"/>
-                          <a:ext cx="0" cy="548640"/>
-                        </a:xfrm>
-                        <a:prstGeom prst="line">
-                          <a:avLst/>
-                        </a:prstGeom>
-                        <a:ln w="12700">
-                          <a:solidFill>
-                            <a:srgbClr val="00B050"/>
-                          </a:solidFill>
-                          <a:prstDash val="solid"/>
-                          <a:headEnd type="none" w="med" len="med"/>
-                          <a:tailEnd type="arrow" w="sm" len="sm"/>
-                        </a:ln>
-                      </wps:spPr>
-                      <wps:style>
-                        <a:lnRef idx="1">
-                          <a:schemeClr val="accent1"/>
-                        </a:lnRef>
-                        <a:fillRef idx="0">
-                          <a:schemeClr val="accent1"/>
-                        </a:fillRef>
-                        <a:effectRef idx="0">
-                          <a:schemeClr val="accent1"/>
-                        </a:effectRef>
-                        <a:fontRef idx="minor">
-                          <a:schemeClr val="tx1"/>
-                        </a:fontRef>
-                      </wps:style>
-                      <wps:bodyPr/>
-                    </wps:wsp>
-                  </a:graphicData>
-                </a:graphic>
-                <wp14:sizeRelV relativeFrom="margin">
-                  <wp14:pctHeight>0</wp14:pctHeight>
-                </wp14:sizeRelV>
-              </wp:anchor>
-            </w:drawing>
-          </mc:Choice>
-          <mc:Fallback>
-            <w:pict>
-              <v:line w14:anchorId="027BA86E" id="green arrow" o:spid="_x0000_s1026" style="position:absolute;flip:y;z-index:251611647;visibility:visible;mso-wrap-style:square;mso-height-percent:0;mso-wrap-distance-left:9pt;mso-wrap-distance-top:0;mso-wrap-distance-right:9pt;mso-wrap-distance-bottom:0;mso-position-horizontal:absolute;mso-position-horizontal-relative:margin;mso-position-vertical:absolute;mso-position-vertical-relative:margin;mso-height-percent:0;mso-height-relative:margin" from="251.15pt,67.9pt" to="251.15pt,111.1pt" o:gfxdata="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" strokecolor="#00b050" strokeweight="1pt">
-                <v:stroke endarrow="open" endarrowwidth="narrow" endarrowlength="short"/>
-                <w10:wrap anchorx="margin" anchory="margin"/>
-              </v:line>
-            </w:pict>
-          </mc:Fallback>
-        </mc:AlternateContent>
-      </w:r>
-      <w:r>
-        <w:rPr>
-          <w:rFonts w:ascii="Times New Roman" w:hAnsi="Times New Roman" w:cs="Times New Roman"/>
-          <w:noProof/>
-          <w:sz w:val="24"/>
-          <w:szCs w:val="24"/>
-        </w:rPr>
-        <mc:AlternateContent>
-          <mc:Choice Requires="wps">
-            <w:drawing>
-              <wp:anchor distT="0" distB="0" distL="114300" distR="114300" simplePos="0" relativeHeight="251637503" behindDoc="0" locked="0" layoutInCell="1" allowOverlap="1" wp14:anchorId="786CE88D" wp14:editId="624FB4E8">
-                <wp:simplePos x="0" y="0"/>
-                <wp:positionH relativeFrom="margin">
-                  <wp:posOffset>2408612</wp:posOffset>
-                </wp:positionH>
-                <wp:positionV relativeFrom="margin">
-                  <wp:posOffset>809394</wp:posOffset>
-                </wp:positionV>
-                <wp:extent cx="0" cy="548640"/>
-                <wp:effectExtent l="76200" t="38100" r="57150" b="22860"/>
-                <wp:wrapNone/>
-                <wp:docPr id="12149028" name="green arrow"/>
-                <wp:cNvGraphicFramePr/>
-                <a:graphic xmlns:a="http://schemas.openxmlformats.org/drawingml/2006/main">
-                  <a:graphicData uri="http://schemas.microsoft.com/office/word/2010/wordprocessingShape">
-                    <wps:wsp>
-                      <wps:cNvCnPr/>
-                      <wps:spPr>
-                        <a:xfrm flipV="1">
-                          <a:off x="0" y="0"/>
-                          <a:ext cx="0" cy="548640"/>
-                        </a:xfrm>
-                        <a:prstGeom prst="line">
-                          <a:avLst/>
-                        </a:prstGeom>
-                        <a:ln w="12700">
-                          <a:solidFill>
-                            <a:srgbClr val="00B050"/>
-                          </a:solidFill>
-                          <a:prstDash val="solid"/>
-                          <a:headEnd type="none" w="med" len="med"/>
-                          <a:tailEnd type="arrow" w="sm" len="sm"/>
-                        </a:ln>
-                      </wps:spPr>
-                      <wps:style>
-                        <a:lnRef idx="1">
-                          <a:schemeClr val="accent1"/>
-                        </a:lnRef>
-                        <a:fillRef idx="0">
-                          <a:schemeClr val="accent1"/>
-                        </a:fillRef>
-                        <a:effectRef idx="0">
-                          <a:schemeClr val="accent1"/>
-                        </a:effectRef>
-                        <a:fontRef idx="minor">
-                          <a:schemeClr val="tx1"/>
-                        </a:fontRef>
-                      </wps:style>
-                      <wps:bodyPr/>
-                    </wps:wsp>
-                  </a:graphicData>
-                </a:graphic>
-                <wp14:sizeRelV relativeFrom="margin">
-                  <wp14:pctHeight>0</wp14:pctHeight>
-                </wp14:sizeRelV>
-              </wp:anchor>
-            </w:drawing>
-          </mc:Choice>
-          <mc:Fallback>
-            <w:pict>
-              <v:line w14:anchorId="20DF6E2B" id="green arrow" o:spid="_x0000_s1026" style="position:absolute;flip:y;z-index:251637503;visibility:visible;mso-wrap-style:square;mso-height-percent:0;mso-wrap-distance-left:9pt;mso-wrap-distance-top:0;mso-wrap-distance-right:9pt;mso-wrap-distance-bottom:0;mso-position-horizontal:absolute;mso-position-horizontal-relative:margin;mso-position-vertical:absolute;mso-position-vertical-relative:margin;mso-height-percent:0;mso-height-relative:margin" from="189.65pt,63.75pt" to="189.65pt,106.95pt" o:gfxdata="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" strokecolor="#00b050" strokeweight="1pt">
-                <v:stroke endarrow="open" endarrowwidth="narrow" endarrowlength="short"/>
-                <w10:wrap anchorx="margin" anchory="margin"/>
-              </v:line>
             </w:pict>
           </mc:Fallback>
         </mc:AlternateContent>
